--- a/eng/docx/016.content.docx
+++ b/eng/docx/016.content.docx
@@ -19,7 +19,7 @@
         <w:rPr>
           <w:lang w:val="en_US" w:bidi="en_US"/>
         </w:rPr>
-        <w:t>Resource: Study Notes - Profiles (Tyndale)</w:t>
+        <w:t>Resource: Tyndale Open Study Notes</w:t>
       </w:r>
       <w:r>
         <w:rPr>
@@ -112,7 +112,7 @@
         <w:rPr>
           <w:lang w:val="en_US" w:bidi="en_US"/>
         </w:rPr>
-        <w:t>Study Notes - Profiles (Tyndale)</w:t>
+        <w:t>Tyndale Open Study Notes</w:t>
       </w:r>
     </w:p>
     <w:p>
@@ -150,26 +150,6 @@
           <w:lang w:val="en_US" w:bidi="en_US"/>
         </w:rPr>
         <w:t>T</w:t>
-      </w:r>
-      <w:r>
-        <w:rPr>
-          <w:lang w:val="en_US" w:bidi="en_US"/>
-        </w:rPr>
-      </w:r>
-    </w:p>
-    <w:p>
-      <w:pPr/>
-      <w:r>
-        <w:rPr>
-          <w:lang w:val="en_US" w:bidi="en_US"/>
-        </w:rPr>
-      </w:r>
-      <w:r>
-        <w:rPr>
-          <w:i/>
-          <w:lang w:val="en_US" w:bidi="en_US"/>
-        </w:rPr>
-        <w:t>The Amalekites, The Greeks, The Jewish High Council, The Medes and Persians, The Pharisees, The Philistines, The Roman Church, The Sadducees, The Son of Man, Thomas, Timothy, Titus</w:t>
       </w:r>
       <w:r>
         <w:rPr>

--- a/eng/docx/016.content.docx
+++ b/eng/docx/016.content.docx
@@ -231,7 +231,7 @@
         <w:rPr>
           <w:lang w:val="en_US" w:bidi="en_US"/>
         </w:rPr>
-        <w:t>Thomas was one of the twelve apostles (</w:t>
+        <w:t>Thomas was one of the 12 apostles (</w:t>
       </w:r>
       <w:hyperlink r:id="rId13">
         <w:r>
@@ -385,7 +385,7 @@
         <w:rPr>
           <w:lang w:val="en_US" w:bidi="en_US"/>
         </w:rPr>
-        <w:t>When Jesus first appeared to his disciples after his death, Thomas was not there. When Thomas heard the others' report, he did not believe it. He insisted he needed to see the crucifixion marks on Jesus's body and touch them himself (</w:t>
+        <w:t>When Jesus first appeared to his disciples after his death, Thomas was not there. When Thomas heard the others' report, he did not believe it. He insisted he needed to see the crucifixion marks on the body of Jesus and touch them himself (</w:t>
       </w:r>
       <w:hyperlink r:id="rId20">
         <w:r>
@@ -685,7 +685,7 @@
         <w:rPr>
           <w:lang w:val="en_US" w:bidi="en_US"/>
         </w:rPr>
-        <w:t xml:space="preserve"> (a Gnostic collection of Jesus's sayings)</w:t>
+        <w:t xml:space="preserve"> (a Gnostic collection of the sayings of Jesus)</w:t>
       </w:r>
     </w:p>
     <w:p>
@@ -1927,7 +1927,7 @@
         <w:rPr>
           <w:lang w:val="en_US" w:bidi="en_US"/>
         </w:rPr>
-        <w:t>Titus was a non-Jewish person (gentile) who became a follower of Jesus. He served as one of Paul's trusted helpers. Paul wrote one of his last letters to Titus while Titus was helping to strengthen the church in Crete. Titus shows us how the good news about Jesus changed the lives of non-Jewish people. Many of them, like Titus, believed so strongly in this message that they left their homes to help Paul share the good news about Jesus with others.</w:t>
+        <w:t>Titus was a Gentile (non-Jewish person) who became a follower of Jesus. He served as one of Paul's trusted helpers. Paul wrote one of his last letters to Titus while Titus was helping to strengthen the church in Crete. Titus shows us how the good news about Jesus changed the lives of non-Jewish people. Many of them, like Titus, believed so strongly in this message that they left their homes to help Paul share the good news about Jesus with others.</w:t>
       </w:r>
     </w:p>
     <w:p>
